--- a/testakten/filmrechte-sicherungsuebertragung-insolvenz-schwetzingen/06_Insolvenz_AssetDeal/02_Inventarvermerk_Verwalterin.docx
+++ b/testakten/filmrechte-sicherungsuebertragung-insolvenz-schwetzingen/06_Insolvenz_AssetDeal/02_Inventarvermerk_Verwalterin.docx
@@ -56,7 +56,7 @@
     </w:p>
     <w:p>
       <w:r>
-        <w:t>Im Datenraum wurden 47 Rechte-, Produktions- und Lizenzverträge erfasst. Die Rechtekettenmatrix weist vier offene Punkte aus. Eine gesonderte Forderungsmatrix nennt 321.628 EUR nominelle offene oder zukünftige Posten.</w:t>
+        <w:t>Im Datenraum wurden 47 Rechte-, Produktions- und Lizenzverträge erfasst. Die Rechtekettenmatrix weist vier offene Punkte aus. Die abgestimmte Forderungsmatrix nennt 195.628 EUR nominelle offene oder zukünftige Posten. Die Überleitung vom Bruttolistenwert von 302.728 EUR zieht die bereits bezahlte Rheinbild-Rate von 107.100 EUR ab; die technische Nachvergütung von 17.850 EUR auf dem Massekonto ist nicht Bestandteil der sechs Bruttolistenzeilen.</w:t>
       </w:r>
     </w:p>
     <w:p>
